--- a/lab1/lab1.docx
+++ b/lab1/lab1.docx
@@ -391,7 +391,21 @@
           <w:szCs w:val="28"/>
           <w:lang w:val="en-US" w:eastAsia="zh-CN" w:bidi="ar"/>
         </w:rPr>
-        <w:t>Политики доступа задаются в декларативной форме и позволяют принимать решения на основе параметров пользователя, сервиса, хоста и временного контекста. Администрирование системы осуществляется централизованно посредством серверного интерфейса без необходимости ручного изменения конфигураций на каждом хосте.</w:t>
+        <w:t>Политики доступа задаются в декларативной форме и позволяют принимать решения на основе параметров пользователя, сервиса, хоста и временного контекста. Администрирование си</w:t>
+      </w:r>
+      <w:bookmarkStart w:id="0" w:name="_GoBack"/>
+      <w:bookmarkEnd w:id="0"/>
+      <w:r>
+        <w:rPr>
+          <w:rFonts w:hint="default" w:ascii="Times New Roman Regular" w:hAnsi="Times New Roman Regular" w:eastAsia="SimSun" w:cs="Times New Roman Regular"/>
+          <w:i w:val="0"/>
+          <w:iCs w:val="0"/>
+          <w:kern w:val="0"/>
+          <w:sz w:val="28"/>
+          <w:szCs w:val="28"/>
+          <w:lang w:val="en-US" w:eastAsia="zh-CN" w:bidi="ar"/>
+        </w:rPr>
+        <w:t>стемы осуществляется централизованно посредством серверного интерфейса без необходимости ручного изменения конфигураций на каждом хосте.</w:t>
       </w:r>
     </w:p>
     <w:p>
@@ -10849,7 +10863,7 @@
                 <w:shd w:val="clear" w:fill="FFFFFF"/>
                 <w:lang w:val="en-US"/>
               </w:rPr>
-              <w:t>gc</w:t>
+              <w:t>co compiler (gc)</w:t>
             </w:r>
           </w:p>
         </w:tc>
@@ -12311,8 +12325,6 @@
         </w:rPr>
         <w:t xml:space="preserve"> Диаграмма Ганта для проекта</w:t>
       </w:r>
-      <w:bookmarkStart w:id="0" w:name="_GoBack"/>
-      <w:bookmarkEnd w:id="0"/>
     </w:p>
     <w:sectPr>
       <w:headerReference r:id="rId3" w:type="default"/>
